--- a/MATLAB/Exp3.docx
+++ b/MATLAB/Exp3.docx
@@ -2061,12 +2061,65 @@
     </w:p>
     <w:p>
       <w:pPr>
+        <w:rPr>
+          <w:rFonts w:ascii="Times New Roman" w:hAnsi="Times New Roman" w:cs="Times New Roman"/>
+          <w:lang w:val="en-US"/>
+        </w:rPr>
+      </w:pPr>
+      <w:r>
+        <w:rPr>
+          <w:rFonts w:ascii="Times New Roman" w:hAnsi="Times New Roman" w:cs="Times New Roman"/>
+          <w:lang w:val="en-US"/>
+        </w:rPr>
+        <w:drawing>
+          <wp:inline distT="0" distB="0" distL="0" distR="0" wp14:anchorId="1D82F863" wp14:editId="5A7BC6EF">
+            <wp:extent cx="4286250" cy="2880360"/>
+            <wp:effectExtent l="0" t="0" r="0" b="0"/>
+            <wp:docPr id="262022120" name="Picture 1" descr="The diagram illustrates a signal processing flow, starting with a message signal, followed by amplification, mixing, intermediate frequency filtering, and finally recovery of the message, all plotted over time with varying amplitudes.&#10;&#10;AI-generated content may be incorrect."/>
+            <wp:cNvGraphicFramePr>
+              <a:graphicFrameLocks xmlns:a="http://schemas.openxmlformats.org/drawingml/2006/main" noChangeAspect="1"/>
+            </wp:cNvGraphicFramePr>
+            <a:graphic xmlns:a="http://schemas.openxmlformats.org/drawingml/2006/main">
+              <a:graphicData uri="http://schemas.openxmlformats.org/drawingml/2006/picture">
+                <pic:pic xmlns:pic="http://schemas.openxmlformats.org/drawingml/2006/picture">
+                  <pic:nvPicPr>
+                    <pic:cNvPr id="262022120" name="Picture 1" descr="The diagram illustrates a signal processing flow, starting with a message signal, followed by amplification, mixing, intermediate frequency filtering, and finally recovery of the message, all plotted over time with varying amplitudes.&#10;&#10;AI-generated content may be incorrect."/>
+                    <pic:cNvPicPr/>
+                  </pic:nvPicPr>
+                  <pic:blipFill>
+                    <a:blip r:embed="rId4"/>
+                    <a:stretch>
+                      <a:fillRect/>
+                    </a:stretch>
+                  </pic:blipFill>
+                  <pic:spPr>
+                    <a:xfrm>
+                      <a:off x="0" y="0"/>
+                      <a:ext cx="4286854" cy="2880766"/>
+                    </a:xfrm>
+                    <a:prstGeom prst="rect">
+                      <a:avLst/>
+                    </a:prstGeom>
+                  </pic:spPr>
+                </pic:pic>
+              </a:graphicData>
+            </a:graphic>
+          </wp:inline>
+        </w:drawing>
+      </w:r>
+    </w:p>
+    <w:p>
+      <w:pPr>
         <w:ind w:firstLine="720"/>
       </w:pPr>
       <w:r>
+        <w:rPr>
+          <w:noProof/>
+        </w:rPr>
+        <w:lastRenderedPageBreak/>
         <w:drawing>
-          <wp:inline distT="0" distB="0" distL="0" distR="0" wp14:anchorId="5EAB97FE" wp14:editId="24BBCCA1">
-            <wp:extent cx="5746750" cy="3575050"/>
+          <wp:inline distT="0" distB="0" distL="0" distR="0" wp14:anchorId="5EAB97FE" wp14:editId="2E390D7F">
+            <wp:extent cx="5556250" cy="3575050"/>
             <wp:effectExtent l="0" t="0" r="6350" b="6350"/>
             <wp:docPr id="2093130880" name="Picture 2" descr="The image shows a MATLAB interface displaying code snippets and plots related to signal processing, including subplots for mixed, intermediate frequency (IF) signals, and the recovered message.&#10;&#10;AI-generated content may be incorrect."/>
             <wp:cNvGraphicFramePr>
@@ -2082,7 +2135,7 @@
                     </pic:cNvPicPr>
                   </pic:nvPicPr>
                   <pic:blipFill>
-                    <a:blip r:embed="rId4" cstate="print">
+                    <a:blip r:embed="rId5" cstate="print">
                       <a:extLst>
                         <a:ext uri="{28A0092B-C50C-407E-A947-70E740481C1C}">
                           <a14:useLocalDpi xmlns:a14="http://schemas.microsoft.com/office/drawing/2010/main" val="0"/>
@@ -2097,7 +2150,7 @@
                   <pic:spPr bwMode="auto">
                     <a:xfrm>
                       <a:off x="0" y="0"/>
-                      <a:ext cx="5746750" cy="3575050"/>
+                      <a:ext cx="5556250" cy="3575050"/>
                     </a:xfrm>
                     <a:prstGeom prst="rect">
                       <a:avLst/>
@@ -2735,6 +2788,7 @@
   <w:style w:type="character" w:default="1" w:styleId="DefaultParagraphFont">
     <w:name w:val="Default Paragraph Font"/>
     <w:uiPriority w:val="1"/>
+    <w:semiHidden/>
     <w:unhideWhenUsed/>
   </w:style>
   <w:style w:type="table" w:default="1" w:styleId="TableNormal">
